--- a/wiki/requirements/retail_convenience_standard/docx/README.docx
+++ b/wiki/requirements/retail_convenience_standard/docx/README.docx
@@ -39,7 +39,7 @@
           <w:sz w:val="22"/>
           <w:cs w:val="0"/>
         </w:rPr>
-        <w:t>Это общий стандарт розничной складской и транспортной системы, независимый от NIKORA. Он определяет обязательное ядро, условные профили и развитие, позволяет запрашивать сопоставимые ответы вендоров и оценивать недостающие возможности собственной системы.</w:t>
+        <w:t>Это общий стандарт розничной складской и транспортной системы, независимый от RETAILCASE. Он определяет обязательное ядро, условные профили и развитие, позволяет запрашивать сопоставимые ответы вендоров и оценивать недостающие возможности собственной системы.</w:t>
       </w:r>
     </w:p>
     <w:p>
@@ -694,7 +694,7 @@
           <w:sz w:val="22"/>
           <w:cs w:val="0"/>
         </w:rPr>
-        <w:t>. Файлы имеют отдельный префикс RETAIL_STANDARD и не заменяют документы NIKORA. Фактические ссылки и проверки фиксируются в publication.md после загрузки.</w:t>
+        <w:t>. Файлы имеют отдельный префикс RETAIL_STANDARD и не заменяют документы RETAILCASE. Фактические ссылки и проверки фиксируются в publication.md после загрузки.</w:t>
       </w:r>
     </w:p>
     <w:p>
@@ -836,7 +836,7 @@
           <w:sz w:val="22"/>
           <w:cs w:val="0"/>
         </w:rPr>
-        <w:t>Исследование не изменяет продуктовый код, Oracle, существующие планы или права Google Drive. Git commit и push не выполняются. Предыдущий NIKORA пакет остаётся отдельным профилем внедрения. Дата baseline и ограничения целевого обследования приведены в GAP документе.</w:t>
+        <w:t>Исследование не изменяет продуктовый код, Oracle, существующие планы или права Google Drive. Git commit и push не выполняются. Предыдущий RETAILCASE пакет остаётся отдельным профилем внедрения. Дата baseline и ограничения целевого обследования приведены в GAP документе.</w:t>
       </w:r>
     </w:p>
     <w:sectPr>
